--- a/public/docs/vozrazheniya-hodatajstvo-333.docx
+++ b/public/docs/vozrazheniya-hodatajstvo-333.docx
@@ -463,6 +463,42 @@
           <w:b/>
         </w:rPr>
         <w:t>Определяющее значение имеет существо правоотношения, а не наименование, использованное сторонами в договоре. Установление платы, кратно превышающей рыночную стоимость заёмных средств, при одновременном начислении неустойки за то же нарушение представляет собой применение двойной меры ответственности за одно и то же нарушение.</w:t>
+      </w:r>
+    </w:p>
+    <w:p>
+      <w:pPr>
+        <w:spacing w:after="80"/>
+        <w:ind w:firstLine="709"/>
+        <w:jc w:val="both"/>
+      </w:pPr>
+      <w:r>
+        <w:rPr>
+          <w:b/>
+        </w:rPr>
+        <w:t>Данный вывод подтверждается расчётом самого Истца. Обратным счётом из заявленных сумм следует, что проценты (112 151 руб. 13 коп.) и неустойка (22 430 руб. 23 коп.) начислены на одну и ту же сумму задолженности 86 267 руб. 82 коп. за один и тот же период 260 дней: 86 267,82 × 0,5% × 260 = 112 148,17 и 86 267,82 × 0,1% × 260 = 22 429,63. Отношение заявленных сумм составляет ровно 5,0, что в точности соответствует соотношению ставок 0,5% и 0,1%.</w:t>
+      </w:r>
+    </w:p>
+    <w:p>
+      <w:pPr>
+        <w:spacing w:after="80"/>
+        <w:ind w:firstLine="709"/>
+        <w:jc w:val="both"/>
+      </w:pPr>
+      <w:r>
+        <w:rPr>
+          <w:b/>
+        </w:rPr>
+        <w:t>Таким образом, обе суммы начислены за одно и то же нарушение — просрочку оплаты, на одну базу и за один период, различаясь исключительно наименованием и размером ставки. Это прямо подтверждает, что проценты по п. 4.4 договора являются дополнительной мерой ответственности, а не платой за пользование денежными средствами.</w:t>
+      </w:r>
+    </w:p>
+    <w:p>
+      <w:pPr>
+        <w:spacing w:after="80"/>
+        <w:ind w:firstLine="709"/>
+        <w:jc w:val="both"/>
+      </w:pPr>
+      <w:r>
+        <w:t>Отдельно обращаем внимание суда: в обоснование требований Истец указывает период с 25.09.2023 по 13.05.2026, составляющий 1 057 дней, однако фактически произвёл начисление за 260 дней. Тем самым Истец сам признаёт, что взыскиваемая задолженность находилась в просрочке существенно меньший срок, чем период, заявленный в тексте иска.</w:t>
       </w:r>
     </w:p>
     <w:p>

--- a/public/docs/vozrazheniya-hodatajstvo-333.docx
+++ b/public/docs/vozrazheniya-hodatajstvo-333.docx
@@ -328,6 +328,106 @@
           <w:sz w:val="24"/>
         </w:rPr>
         <w:t>2. Размер процентов и неустойки явно несоразмерен нарушению</w:t>
+      </w:r>
+    </w:p>
+    <w:p>
+      <w:pPr>
+        <w:spacing w:before="200" w:after="120"/>
+      </w:pPr>
+      <w:r>
+        <w:rPr>
+          <w:b/>
+        </w:rPr>
+        <w:t>2.1. Проценты начислены на полностью оплаченные поставки</w:t>
+      </w:r>
+    </w:p>
+    <w:p>
+      <w:pPr>
+        <w:spacing w:after="80"/>
+        <w:ind w:firstLine="709"/>
+        <w:jc w:val="both"/>
+      </w:pPr>
+      <w:r>
+        <w:rPr>
+          <w:b w:val="0"/>
+        </w:rPr>
+        <w:t>Построчный анализ представленного Истцом расчёта (Приложение № 2 к иску) выявил существенное нарушение. Расчёт содержит 37 позиций с ненулевым начислением процентов, из которых только 8 относятся к партиям, оплата по которым не поступила. По остальным 29 позициям в графах «Дата оплаты» и «Сумма оплаты» указаны конкретные даты и суммы, равные суммам отгрузки, то есть данные поставки оплачены Ответчиком в полном объёме.</w:t>
+      </w:r>
+    </w:p>
+    <w:p>
+      <w:pPr>
+        <w:spacing w:after="80"/>
+        <w:ind w:firstLine="709"/>
+        <w:jc w:val="both"/>
+      </w:pPr>
+      <w:r>
+        <w:rPr>
+          <w:b/>
+        </w:rPr>
+        <w:t>Несмотря на это, Истец начислил на полностью оплаченные партии проценты в размере 78 869 руб. 71 коп. и неустойку в размере 15 773 руб. 95 коп., а всего 94 643 руб. 66 коп., что составляет 70,3% от общей суммы заявленных санкций.</w:t>
+      </w:r>
+    </w:p>
+    <w:p>
+      <w:pPr>
+        <w:spacing w:after="80"/>
+        <w:ind w:firstLine="709"/>
+        <w:jc w:val="both"/>
+      </w:pPr>
+      <w:r>
+        <w:rPr>
+          <w:b w:val="0"/>
+        </w:rPr>
+        <w:t>При этом сумма восьми неоплаченных партий (10 437,92 + 20 340,91 + 806,31 + 4 050,68 + 20 363,90 + 8 210,60 + 20 046,06 + 2 011,44) в точности составляет 86 267 руб. 82 коп. и совпадает с заявленной задолженностью. Тем самым Истец сам подтверждает, что задолженность образована исключительно этими восемью партиями, а начисления по остальным 29 позициям к предмету иска отношения не имеют.</w:t>
+      </w:r>
+    </w:p>
+    <w:p>
+      <w:pPr>
+        <w:spacing w:after="80"/>
+        <w:ind w:firstLine="709"/>
+        <w:jc w:val="both"/>
+      </w:pPr>
+      <w:r>
+        <w:rPr>
+          <w:b/>
+        </w:rPr>
+        <w:t>Начисление процентов за пользование денежными средствами за периоды, в которые эти средства были возвращены кредитору, противоречит существу обязательства. Требования в части 94 643 руб. 66 коп. заявлены при отсутствии правовых оснований и подлежат исключению.</w:t>
+      </w:r>
+    </w:p>
+    <w:p>
+      <w:pPr>
+        <w:spacing w:before="200" w:after="120"/>
+      </w:pPr>
+      <w:r>
+        <w:rPr>
+          <w:b/>
+        </w:rPr>
+        <w:t>2.2. Расчёт Истца содержит противоречия в датах</w:t>
+      </w:r>
+    </w:p>
+    <w:p>
+      <w:pPr>
+        <w:spacing w:after="80"/>
+        <w:ind w:firstLine="709"/>
+        <w:jc w:val="both"/>
+      </w:pPr>
+      <w:r>
+        <w:rPr>
+          <w:b w:val="0"/>
+        </w:rPr>
+        <w:t>Расчёт озаглавлен «на 17.08.2026», однако его итоговая строка содержит указание «Задолженность на 17.10.2026 г.». Количество дней, приведённое в графе «Кол-во дней пользования ком. кредитом», не соответствует периоду от даты отгрузки до 17.08.2026: по УПД № 12697 от 16.04.2026 фактически истекло 123 дня при начислении за 90 дней, по УПД № 17562 от 13.05.2026 — 96 дней при начислении за 65. Расхождение составляет от 31 до 34 дней по каждой позиции, при этом методика определения периода Истцом не раскрыта.</w:t>
+      </w:r>
+    </w:p>
+    <w:p>
+      <w:pPr>
+        <w:spacing w:after="80"/>
+        <w:ind w:firstLine="709"/>
+        <w:jc w:val="both"/>
+      </w:pPr>
+      <w:r>
+        <w:rPr>
+          <w:b/>
+        </w:rPr>
+        <w:t>Расчёт, содержащий неустранимые противоречия в датах и не раскрывающий порядок исчисления периодов, не может быть положен в основу судебного решения.</w:t>
       </w:r>
     </w:p>
     <w:p>
@@ -707,7 +807,10 @@
         <w:jc w:val="both"/>
       </w:pPr>
       <w:r>
-        <w:t>2. Применить ст. 333 ГК РФ и снизить размер неустойки за просрочку оплаты товара, начисленной на 17.08.2026, до суммы, определяемой исходя из ключевой ставки Банка России.</w:t>
+        <w:rPr>
+          <w:b/>
+        </w:rPr>
+        <w:t>2. Исключить из расчёта Истца начисления на полностью оплаченные поставки в размере 94 643 руб. 66 коп. как произведённые при отсутствии правовых оснований.</w:t>
       </w:r>
     </w:p>
     <w:p>
@@ -717,7 +820,10 @@
         <w:jc w:val="both"/>
       </w:pPr>
       <w:r>
-        <w:t>3. Снизить размер процентов за пользование коммерческим кредитом, начисленных на 17.08.2026 в размере 112 151 руб. 13 коп., как явно несоразмерных и представляющих собой скрытую меру ответственности.</w:t>
+        <w:rPr>
+          <w:b/>
+        </w:rPr>
+        <w:t>3. Применить ст. 333 ГК РФ и снизить общий размер процентов и неустойки до 3 282 руб. 55 коп., исчисленных по ключевой ставке Банка России 18% годовых по восьми неоплаченным партиям.</w:t>
       </w:r>
     </w:p>
     <w:p>

--- a/public/docs/vozrazheniya-hodatajstvo-333.docx
+++ b/public/docs/vozrazheniya-hodatajstvo-333.docx
@@ -288,7 +288,59 @@
         <w:rPr>
           <w:b w:val="0"/>
         </w:rPr>
-        <w:t>Заявленная ко взысканию задолженность за поставленный товар в размере 86 267 руб. 82 коп. погашена Ответчиком-1 в полном объёме, что подтверждается платёжным поручением № ______ от «___» __________ 202__ г. (прилагается).</w:t>
+        <w:t>Заявленная ко взысканию задолженность за поставленный товар в размере 86 267 руб. 82 коп. погашена Ответчиком-1 в полном объёме 26 августа 2026 года. Оплата произведена наличными денежными средствами непосредственно в кассу Истца через контрольно-кассовую технику ООО «Декоратор», отдельным платежом по каждой из восьми партий товара, что подтверждается кассовыми чеками (прилагаются).</w:t>
+      </w:r>
+    </w:p>
+    <w:p>
+      <w:pPr>
+        <w:spacing w:after="80"/>
+        <w:ind w:firstLine="709"/>
+        <w:jc w:val="both"/>
+      </w:pPr>
+      <w:r>
+        <w:rPr>
+          <w:b/>
+        </w:rPr>
+        <w:t>Кассовые чеки сформированы контрольно-кассовой техникой самого Истца и в силу ст. 1.1 Федерального закона от 22.05.2003 № 54-ФЗ являются первичными учётными документами, подтверждающими факт расчёта. Сведения о каждом расчёте в момент его совершения переданы оператору фискальных данных и в налоговый орган, в связи с чем факт оплаты не может быть поставлен под сомнение.</w:t>
+      </w:r>
+    </w:p>
+    <w:p>
+      <w:pPr>
+        <w:spacing w:after="80"/>
+        <w:ind w:firstLine="709"/>
+        <w:jc w:val="both"/>
+      </w:pPr>
+      <w:r>
+        <w:rPr>
+          <w:b w:val="0"/>
+        </w:rPr>
+        <w:t>Оплата произведена отдельным платежом по каждой партии с указанием соответствующего расчётного документа. В силу ст. 319.1 ГК РФ исполнение засчитывается в счёт того обязательства, которое указано должником при исполнении. Следовательно, каждая из восьми партий, образующих спорную задолженность, погашена адресно, и Истец не вправе относить поступившие средства на иные обязательства.</w:t>
+      </w:r>
+    </w:p>
+    <w:p>
+      <w:pPr>
+        <w:spacing w:after="80"/>
+        <w:ind w:firstLine="709"/>
+        <w:jc w:val="both"/>
+      </w:pPr>
+      <w:r>
+        <w:rPr>
+          <w:b w:val="0"/>
+        </w:rPr>
+        <w:t>Расчёт Истца составлен по состоянию на 17.08.2026, тогда как оплата произведена 26.08.2026, то есть спустя девять дней. Таким образом, на момент рассмотрения дела судом задолженность отсутствует, а просрочка окончательно прекращена 26.08.2026.</w:t>
+      </w:r>
+    </w:p>
+    <w:p>
+      <w:pPr>
+        <w:spacing w:after="80"/>
+        <w:ind w:firstLine="709"/>
+        <w:jc w:val="both"/>
+      </w:pPr>
+      <w:r>
+        <w:rPr>
+          <w:b/>
+        </w:rPr>
+        <w:t>Погашение произведено добровольно, до вынесения решения суда и без применения мер принудительного исполнения, что свидетельствует о добросовестности Ответчиков.</w:t>
       </w:r>
     </w:p>
     <w:p>
@@ -302,19 +354,6 @@
           <w:b/>
         </w:rPr>
         <w:t>Таким образом, предмет спора в части основного долга отсутствует. Производство по делу в указанной части подлежит прекращению, а в удовлетворении требования о взыскании 86 267 руб. 82 коп. надлежит отказать.</w:t>
-      </w:r>
-    </w:p>
-    <w:p>
-      <w:pPr>
-        <w:spacing w:after="80"/>
-        <w:ind w:firstLine="709"/>
-        <w:jc w:val="both"/>
-      </w:pPr>
-      <w:r>
-        <w:rPr>
-          <w:b w:val="0"/>
-        </w:rPr>
-        <w:t>Обращаем внимание суда, что погашение произведено добровольно, без применения мер принудительного исполнения, что свидетельствует о добросовестности Ответчиков и отсутствии намерения уклониться от исполнения обязательства.</w:t>
       </w:r>
     </w:p>
     <w:p>
@@ -884,7 +923,7 @@
         <w:spacing w:after="40"/>
       </w:pPr>
       <w:r>
-        <w:t>1. Платёжное поручение о погашении основного долга — копия.</w:t>
+        <w:t>1. Кассовые чеки ООО «Декоратор» от 26.08.2026 об оплате восьми партий товара — на ___ л.</w:t>
       </w:r>
     </w:p>
     <w:p>
